--- a/packages/fidelity-lab/fixtures/009-nested-lists/.output/document.docx
+++ b/packages/fidelity-lab/fixtures/009-nested-lists/.output/document.docx
@@ -736,8 +736,8 @@
       <w:szCs w:val="20"/>
     </w:rPr>
   </w:style>
-  <w:style w:type="paragraph" w:styleId="FolioCodeBlock">
-    <w:name w:val="Folio Code Block"/>
+  <w:style w:type="paragraph" w:styleId="CodeBlock">
+    <w:name w:val="Code Block"/>
     <w:basedOn w:val="Normal"/>
     <w:pPr>
       <w:spacing w:before="40" w:after="40" w:line="276"/>

--- a/packages/fidelity-lab/fixtures/009-nested-lists/.output/document.docx
+++ b/packages/fidelity-lab/fixtures/009-nested-lists/.output/document.docx
@@ -4,7 +4,7 @@
   <w:body>
     <w:p>
       <w:pPr>
-        <w:spacing w:after="120"/>
+        <w:spacing w:after="160"/>
       </w:pPr>
       <w:r>
         <w:t xml:space="preserve">Nested ordered inside unordered:</w:t>
@@ -27,7 +27,7 @@
       <w:pPr>
         <w:pStyle w:val="ListParagraph"/>
         <w:numPr>
-          <w:ilvl w:val="1"/>
+          <w:ilvl w:val="0"/>
           <w:numId w:val="3"/>
         </w:numPr>
         <w:spacing w:after="60"/>
@@ -40,7 +40,7 @@
       <w:pPr>
         <w:pStyle w:val="ListParagraph"/>
         <w:numPr>
-          <w:ilvl w:val="1"/>
+          <w:ilvl w:val="0"/>
           <w:numId w:val="3"/>
         </w:numPr>
         <w:spacing w:after="60"/>
@@ -53,7 +53,7 @@
       <w:pPr>
         <w:pStyle w:val="ListParagraph"/>
         <w:numPr>
-          <w:ilvl w:val="1"/>
+          <w:ilvl w:val="0"/>
           <w:numId w:val="3"/>
         </w:numPr>
         <w:spacing w:after="60"/>
@@ -79,7 +79,7 @@
       <w:pPr>
         <w:pStyle w:val="ListParagraph"/>
         <w:numPr>
-          <w:ilvl w:val="1"/>
+          <w:ilvl w:val="0"/>
           <w:numId w:val="3"/>
         </w:numPr>
         <w:spacing w:after="60"/>
@@ -92,7 +92,7 @@
       <w:pPr>
         <w:pStyle w:val="ListParagraph"/>
         <w:numPr>
-          <w:ilvl w:val="1"/>
+          <w:ilvl w:val="0"/>
           <w:numId w:val="3"/>
         </w:numPr>
         <w:spacing w:after="60"/>
@@ -103,7 +103,7 @@
     </w:p>
     <w:p>
       <w:pPr>
-        <w:spacing w:after="120"/>
+        <w:spacing w:after="160"/>
       </w:pPr>
       <w:r>
         <w:t xml:space="preserve">Deeply nested:</w:t>
@@ -126,7 +126,7 @@
       <w:pPr>
         <w:pStyle w:val="ListParagraph"/>
         <w:numPr>
-          <w:ilvl w:val="1"/>
+          <w:ilvl w:val="0"/>
           <w:numId w:val="2"/>
         </w:numPr>
         <w:spacing w:after="60"/>
@@ -139,7 +139,7 @@
       <w:pPr>
         <w:pStyle w:val="ListParagraph"/>
         <w:numPr>
-          <w:ilvl w:val="2"/>
+          <w:ilvl w:val="0"/>
           <w:numId w:val="3"/>
         </w:numPr>
         <w:spacing w:after="60"/>
@@ -152,7 +152,7 @@
       <w:pPr>
         <w:pStyle w:val="ListParagraph"/>
         <w:numPr>
-          <w:ilvl w:val="3"/>
+          <w:ilvl w:val="0"/>
           <w:numId w:val="2"/>
         </w:numPr>
         <w:spacing w:after="60"/>
@@ -165,7 +165,7 @@
       <w:pPr>
         <w:pStyle w:val="ListParagraph"/>
         <w:numPr>
-          <w:ilvl w:val="1"/>
+          <w:ilvl w:val="0"/>
           <w:numId w:val="2"/>
         </w:numPr>
         <w:spacing w:after="60"/>
@@ -189,7 +189,7 @@
     </w:p>
     <w:p>
       <w:pPr>
-        <w:spacing w:after="120"/>
+        <w:spacing w:after="160"/>
       </w:pPr>
       <w:r>
         <w:t xml:space="preserve">Task lists:</w:t>
@@ -599,8 +599,19 @@
 <file path=word/styles.xml><?xml version="1.0" encoding="utf-8"?>
 <w:styles xmlns:mc="http://schemas.openxmlformats.org/markup-compatibility/2006" xmlns:r="http://schemas.openxmlformats.org/officeDocument/2006/relationships" xmlns:w="http://schemas.openxmlformats.org/wordprocessingml/2006/main" xmlns:w14="http://schemas.microsoft.com/office/word/2010/wordml" xmlns:w15="http://schemas.microsoft.com/office/word/2012/wordml" mc:Ignorable="w14 w15">
   <w:docDefaults>
-    <w:rPrDefault/>
-    <w:pPrDefault/>
+    <w:rPrDefault>
+      <w:rPr>
+        <w:color w:val="1A1A1A"/>
+        <w:sz w:val="22"/>
+        <w:szCs w:val="22"/>
+        <w:rFonts w:ascii="Arial" w:cs="Arial" w:eastAsia="Arial" w:hAnsi="Arial"/>
+      </w:rPr>
+    </w:rPrDefault>
+    <w:pPrDefault>
+      <w:pPr>
+        <w:spacing w:line="360"/>
+      </w:pPr>
+    </w:pPrDefault>
   </w:docDefaults>
   <w:style w:type="paragraph" w:styleId="Title">
     <w:name w:val="Title"/>
@@ -748,5 +759,44 @@
       <w:rFonts w:ascii="Consolas" w:cs="Consolas" w:eastAsia="Consolas" w:hAnsi="Consolas"/>
     </w:rPr>
   </w:style>
+  <w:style w:type="paragraph" w:styleId="Heading1">
+    <w:name w:val="Heading 1"/>
+    <w:basedOn w:val="Normal"/>
+    <w:next w:val="Normal"/>
+    <w:qFormat/>
+    <w:rPr>
+      <w:b/>
+      <w:bCs/>
+      <w:sz w:val="48"/>
+      <w:szCs w:val="48"/>
+      <w:rFonts w:ascii="Arial" w:cs="Arial" w:eastAsia="Arial" w:hAnsi="Arial"/>
+    </w:rPr>
+  </w:style>
+  <w:style w:type="paragraph" w:styleId="Heading2">
+    <w:name w:val="Heading 2"/>
+    <w:basedOn w:val="Normal"/>
+    <w:next w:val="Normal"/>
+    <w:qFormat/>
+    <w:rPr>
+      <w:b/>
+      <w:bCs/>
+      <w:sz w:val="36"/>
+      <w:szCs w:val="36"/>
+      <w:rFonts w:ascii="Arial" w:cs="Arial" w:eastAsia="Arial" w:hAnsi="Arial"/>
+    </w:rPr>
+  </w:style>
+  <w:style w:type="paragraph" w:styleId="Heading3">
+    <w:name w:val="Heading 3"/>
+    <w:basedOn w:val="Normal"/>
+    <w:next w:val="Normal"/>
+    <w:qFormat/>
+    <w:rPr>
+      <w:b/>
+      <w:bCs/>
+      <w:sz w:val="28"/>
+      <w:szCs w:val="28"/>
+      <w:rFonts w:ascii="Arial" w:cs="Arial" w:eastAsia="Arial" w:hAnsi="Arial"/>
+    </w:rPr>
+  </w:style>
 </w:styles>
 </file>